--- a/ky/discovery-articles/7.2 Кайра жаралуучу энергия технологиялары.docx
+++ b/ky/discovery-articles/7.2 Кайра жаралуучу энергия технологиялары.docx
@@ -4,570 +4,375 @@
   <w:body>
     <w:p>
       <w:pPr>
-        <w:keepNext/>
-        <w:spacing w:before="280" w:after="120"/>
+        <w:pStyle w:val="Title"/>
+        <w:widowControl/>
       </w:pPr>
       <w:r>
-        <w:rPr>
-          <w:rFonts w:ascii="Calibri" w:hAnsi="Calibri" w:eastAsia="Calibri"/>
-          <w:b/>
-          <w:i w:val="0"/>
-          <w:color w:val="004E8C"/>
-          <w:sz w:val="44"/>
-        </w:rPr>
         <w:t>7.2 Кайра жаралуучу энергия технологиялары</w:t>
       </w:r>
     </w:p>
     <w:p>
       <w:pPr>
-        <w:spacing w:after="80"/>
+        <w:keepNext/>
+        <w:widowControl/>
       </w:pPr>
       <w:r>
         <w:rPr>
-          <w:rFonts w:ascii="Calibri" w:hAnsi="Calibri" w:eastAsia="Calibri"/>
-          <w:b w:val="0"/>
-          <w:i/>
-          <w:color w:val="505050"/>
-          <w:sz w:val="22"/>
+          <w:sz w:val="20"/>
         </w:rPr>
-        <w:t>7. Өнүгүп келе жаткан жана түп-тамырынан өзгөртүүчү технологиялар</w:t>
-      </w:r>
-    </w:p>
-    <w:p>
-      <w:pPr>
-        <w:spacing w:after="200"/>
-      </w:pPr>
-      <w:r>
-        <w:rPr>
-          <w:rFonts w:ascii="Calibri" w:hAnsi="Calibri" w:eastAsia="Calibri"/>
-          <w:b w:val="0"/>
-          <w:i/>
-          <w:sz w:val="22"/>
-        </w:rPr>
-        <w:t>Мезгил: 1954-жыл (алгачкы иш жүзүндө колдонууга жарактуу кремний күн элементи); 1970-жылдардан бүгүнкү күнгө чейин (шамал, күн жана энергия сактоо технологияларынын өнүгүшү) | Негизги өкүлдөр: Bell Labs (кремний күн элементи, 1954-жыл); Дарье жана шамал турбинасын өнүктүргөн башка адистер; көптөгөн изилдөөчүлөр</w:t>
-      </w:r>
-    </w:p>
-    <w:p>
-      <w:pPr>
-        <w:spacing w:after="160" w:line="276" w:lineRule="auto"/>
-      </w:pPr>
-      <w:r>
-        <w:rPr>
-          <w:rFonts w:ascii="Calibri" w:hAnsi="Calibri" w:eastAsia="Calibri"/>
-          <w:b w:val="0"/>
-          <w:i w:val="0"/>
-          <w:sz w:val="22"/>
-        </w:rPr>
-        <w:t>Кайра жаралуучу энергия технологиялары табият тынымсыз жаңылап турган агымдардан — күн нурунан, шамалдан, суудан жана Жердин ички жылуулугунан — кубат алат. Байыркы идеялар заманбап материалдар менен айкалышып, көмүр кычкыл газын азайтуунун негизги куралдарынын бирине айланды.</w:t>
+        <w:t>7. Дүйнөнү өзгөрткөн жаңы технологиялар</w:t>
       </w:r>
     </w:p>
     <w:p>
       <w:pPr>
         <w:keepNext/>
-        <w:spacing w:before="240" w:after="120"/>
+        <w:widowControl/>
       </w:pPr>
       <w:r>
         <w:rPr>
-          <w:rFonts w:ascii="Calibri" w:hAnsi="Calibri" w:eastAsia="Calibri"/>
-          <w:b/>
-          <w:i w:val="0"/>
-          <w:color w:val="004E8C"/>
-          <w:sz w:val="28"/>
+          <w:sz w:val="20"/>
         </w:rPr>
-        <w:t>Негизги фактылар</w:t>
+        <w:t>Мезгил: 1954-жыл — иш жүзүндө колдонууга жарактуу алгачкы кремний күн элементи; 1970-жылдардан азыркыга чейин — шамал, күн энергиясы жана энергия сактоо технологияларынын өнүгүшү | Негизги салым кошкондор: Bell Labs — 1954-жылкы кремний күн элементи; Дарье жана шамал турбиналарынын башка пионерлери; көптөгөн изилдөөчүлөр</w:t>
+      </w:r>
+    </w:p>
+    <w:p>
+      <w:pPr>
+        <w:widowControl/>
+      </w:pPr>
+      <w:r>
+        <w:t>Кайра жаралуучу энергия технологиялары табият толуктап турган агымдардан — күн нурунан, шамалдан, суудан, Жердин жылуулугунан — энергия алат. Байыркы идеялар заманбап материалдар менен айкалышып, көмүртек чыгындыларын азайтуунун негизги каражаттарынын бирине айланды.</w:t>
+      </w:r>
+    </w:p>
+    <w:p>
+      <w:pPr>
+        <w:pStyle w:val="Heading1"/>
+        <w:widowControl/>
+      </w:pPr>
+      <w:r>
+        <w:t>Негизги маалыматтар</w:t>
       </w:r>
     </w:p>
     <w:p>
       <w:pPr>
         <w:pStyle w:val="ListBullet"/>
+        <w:widowControl/>
       </w:pPr>
       <w:r>
-        <w:rPr>
-          <w:rFonts w:ascii="Calibri" w:hAnsi="Calibri" w:eastAsia="Calibri"/>
-          <w:b w:val="0"/>
-          <w:i w:val="0"/>
-          <w:sz w:val="22"/>
-        </w:rPr>
-        <w:t>Суу тегирмендери менен жел тегирмендери байыркы доордон белгилүү, ал эми электр өндүргөн ГЭСтер XIX кылымда пайда болгон</w:t>
+        <w:t>Суу дөңгөлөктөрү менен жел тегирмендер байыртан белгилүү; электр өндүргөн суу дамбалары XIX кылымда пайда болгон.</w:t>
       </w:r>
     </w:p>
     <w:p>
       <w:pPr>
         <w:pStyle w:val="ListBullet"/>
+        <w:widowControl/>
       </w:pPr>
       <w:r>
-        <w:rPr>
-          <w:rFonts w:ascii="Calibri" w:hAnsi="Calibri" w:eastAsia="Calibri"/>
-          <w:b w:val="0"/>
-          <w:i w:val="0"/>
-          <w:sz w:val="22"/>
-        </w:rPr>
-        <w:t>Кремнийден жасалган фотоэлектр элементи 1954-жылы Bell Labs лабораториясында көрсөтүлгөн</w:t>
+        <w:t>Кремнийден жасалган фотоэлектрдик элемент 1954-жылы Bell Labs лабораториясында көрсөтүлгөн.</w:t>
       </w:r>
     </w:p>
     <w:p>
       <w:pPr>
         <w:pStyle w:val="ListBullet"/>
+        <w:widowControl/>
       </w:pPr>
       <w:r>
-        <w:rPr>
-          <w:rFonts w:ascii="Calibri" w:hAnsi="Calibri" w:eastAsia="Calibri"/>
-          <w:b w:val="0"/>
-          <w:i w:val="0"/>
-          <w:sz w:val="22"/>
-        </w:rPr>
-        <w:t>Азыркы шамал турбиналары 1970–1980-жылдары өнүгүп, кийин алардын баасы кескин арзандаган</w:t>
+        <w:t>Заманбап шамал турбиналары 1970–1980-жылдардан өнүгүп, кийин алардын баасы кескин төмөндөгөн.</w:t>
       </w:r>
     </w:p>
     <w:p>
       <w:pPr>
         <w:pStyle w:val="ListBullet"/>
+        <w:widowControl/>
       </w:pPr>
       <w:r>
-        <w:rPr>
-          <w:rFonts w:ascii="Calibri" w:hAnsi="Calibri" w:eastAsia="Calibri"/>
-          <w:b w:val="0"/>
-          <w:i w:val="0"/>
-          <w:sz w:val="22"/>
-        </w:rPr>
-        <w:t>Кайра жаралуучу булактар адамзаттын убакыт өлчөмүндө түгөнбөйт, бирок алардын өндүрүмү аба ырайына жараша өзгөрөт</w:t>
+        <w:t>Кайра жаралуучу булактар адамзаттын жашоо мөөнөтү менен салыштырганда түгөнбөйт, бирок алардын өндүрүшү аба ырайына жараша өзгөрөт.</w:t>
       </w:r>
     </w:p>
     <w:p>
       <w:pPr>
         <w:pStyle w:val="ListBullet"/>
+        <w:widowControl/>
       </w:pPr>
       <w:r>
-        <w:rPr>
-          <w:rFonts w:ascii="Calibri" w:hAnsi="Calibri" w:eastAsia="Calibri"/>
-          <w:b w:val="0"/>
-          <w:i w:val="0"/>
-          <w:sz w:val="22"/>
-        </w:rPr>
-        <w:t>Аларды чоң масштабда колдонуу үчүн электр тармактарына энергия сактагычтар жана кубатты алыстан жеткирүүчү линиялар керек</w:t>
+        <w:t>Аларды чоң көлөмдө пайдалануу үчүн электр тармактарына энергия сактоо жана өткөрүү мүмкүнчүлүктөрү керек.</w:t>
       </w:r>
     </w:p>
     <w:p>
       <w:pPr>
-        <w:keepNext/>
-        <w:spacing w:before="240" w:after="120"/>
+        <w:pStyle w:val="Heading1"/>
+        <w:widowControl/>
       </w:pPr>
       <w:r>
-        <w:rPr>
-          <w:rFonts w:ascii="Calibri" w:hAnsi="Calibri" w:eastAsia="Calibri"/>
-          <w:b/>
-          <w:i w:val="0"/>
-          <w:color w:val="004E8C"/>
-          <w:sz w:val="28"/>
-        </w:rPr>
-        <w:t>Бул эмне</w:t>
+        <w:t>Бул эмне?</w:t>
       </w:r>
     </w:p>
     <w:p>
       <w:pPr>
-        <w:spacing w:after="160" w:line="276" w:lineRule="auto"/>
+        <w:widowControl/>
       </w:pPr>
       <w:r>
-        <w:rPr>
-          <w:rFonts w:ascii="Calibri" w:hAnsi="Calibri" w:eastAsia="Calibri"/>
-          <w:b w:val="0"/>
-          <w:i w:val="0"/>
-          <w:sz w:val="22"/>
-        </w:rPr>
-        <w:t>Кайра жаралуучу энергия — өзүнөн-өзү толукталып турган булактардан алынган пайдалуу кубат: күндүн нуру, шамал, аккан суу, толкун жана Жердин ички жылуулугу. Фотоэлектр элементи жарыкты электр тогуна айлантат; шамал турбинасы кыймылдагы абанын күчү менен айланып, электр өндүрөт. Көмүр же газ станцияларынан айырмаланып, алар иштеп жатканда көмүр кычкыл газын өтө аз бөлүп чыгарат. Бирок кубат дайыма эле жеткиликтүү эмес: күн батат, шамал басылат. Ошондуктан система кошумча булакка же энергия сактагычка муктаж.</w:t>
+        <w:t>Кайра жаралуучу энергия — өзүнөн-өзү толукталуучу күн нурунан, шамалдан, бийиктен түшкөн суудан, толкундардан жана Жердин ички жылуулугунан алынган пайдалуу энергия. Фотоэлектрдик элемент жарыкты электр тогуна айландырат; шамал турбинасы абанын кыймылынан айланып, андан электр чыгарат. Көмүр же газ станцияларына салыштырганда бул булактар иштеп турганда көмүр кычкыл газын аз бөлүп чыгарат. Бирок күн батат, шамал басаңдайт: ошондуктан система резервге же энергия сактоого муктаж.</w:t>
       </w:r>
     </w:p>
     <w:p>
       <w:pPr>
-        <w:keepNext/>
-        <w:spacing w:before="240" w:after="120"/>
+        <w:pStyle w:val="Heading1"/>
+        <w:widowControl/>
       </w:pPr>
       <w:r>
-        <w:rPr>
-          <w:rFonts w:ascii="Calibri" w:hAnsi="Calibri" w:eastAsia="Calibri"/>
-          <w:b/>
-          <w:i w:val="0"/>
-          <w:color w:val="004E8C"/>
-          <w:sz w:val="28"/>
-        </w:rPr>
-        <w:t>Аны ким ачкан же ойлоп тапкан</w:t>
+        <w:t xml:space="preserve">Ким ойлоп тапкан</w:t>
       </w:r>
     </w:p>
     <w:p>
       <w:pPr>
-        <w:spacing w:after="160" w:line="276" w:lineRule="auto"/>
+        <w:widowControl/>
       </w:pPr>
       <w:r>
-        <w:rPr>
-          <w:rFonts w:ascii="Calibri" w:hAnsi="Calibri" w:eastAsia="Calibri"/>
-          <w:b w:val="0"/>
-          <w:i w:val="0"/>
-          <w:sz w:val="22"/>
-        </w:rPr>
-        <w:t>Суу менен шамалдын күчүн пайдаланган машиналар байыркы замандан бери бар. Электр гидроэнергетикасы 1880-жылдары башталган. Эдмон Беккерель фотоэлектр кубулушун 1839-жылы байкаган; Daryl Chapin, Calvin Fuller жана Gerald Pearson 1954-жылы Bell Labs'та иш жүзүндө жарактуу кремний элементин жасаган. Баасы маанилүү болбогон алгачкы тармак катары күн элементтерин космостук программалар колдонду. 1970-жылдардагы мунай каатчылыгынан кийин даниялык жана башка инженерлер ири шамал турбиналарын кайра өнүктүрө баштады. Кайра жаралуучу энергиянын жалгыз ойлоп табуучусу жок.</w:t>
+        <w:t>Суу жана шамал машиналары байыртан колдонулат. Электр өндүргөн гидроэнергетика 1880-жылдарга барып такалат. Эдмон Беккерель 1839-жылы фотоэлектрдик кубулушту байкаган. 1954-жылы Bell Labs кызматкерлери Дэрил Чапин, Калвин Фуллер жана Жералд Пирсон колдонууга жарактуу кремний элементин жасашкан. Күн элементтери баасы чечүүчү болбогон космостук программаларда алгач пайдаланылган. 1970-жылдардагы мунай кризистеринен кийин даниялык жана башка инженерлер ири шамал турбиналарын кайра өнүктүрүштү. Кайра жаралуучу энергияны бир адам ойлоп тапкан эмес.</w:t>
       </w:r>
     </w:p>
     <w:p>
       <w:pPr>
-        <w:keepNext/>
-        <w:spacing w:before="240" w:after="120"/>
+        <w:pStyle w:val="Heading1"/>
+        <w:widowControl/>
       </w:pPr>
       <w:r>
-        <w:rPr>
-          <w:rFonts w:ascii="Calibri" w:hAnsi="Calibri" w:eastAsia="Calibri"/>
-          <w:b/>
-          <w:i w:val="0"/>
-          <w:color w:val="004E8C"/>
-          <w:sz w:val="28"/>
-        </w:rPr>
-        <w:t>Качан жана кантип пайда болгон</w:t>
+        <w:t>Качан жана кантип пайда болгон?</w:t>
       </w:r>
     </w:p>
     <w:p>
       <w:pPr>
-        <w:spacing w:after="160" w:line="276" w:lineRule="auto"/>
+        <w:widowControl/>
       </w:pPr>
       <w:r>
-        <w:rPr>
-          <w:rFonts w:ascii="Calibri" w:hAnsi="Calibri" w:eastAsia="Calibri"/>
-          <w:b w:val="0"/>
-          <w:i w:val="0"/>
-          <w:sz w:val="22"/>
-        </w:rPr>
-        <w:t>Климат жөнүндөгү илим менен абаны тазартууга багытталган мыйзамдар заманбап өнүгүүгө түрткү берди, ал эми 2010-жылдары кремний менен турбиналардын арзандашы экономикалык негиз түздү. Мамлекеттик изилдөө, колдоо чаралары жана массалык өндүрүш чоң роль ойноду. Гидроэнергетиканын жайгашууга байланыштуу чектөөлөрү жана экологиялык зыяны бар. Күн менен шамалдын бүтүндөй электр тармагын өзгөртө ала тургандай арзандашы XXI кылымда гана мүмкүн болду.</w:t>
+        <w:t>Азыркы өнүгүүгө климат жөнүндөгү илим жана абаны таза сактоо мыйзамдары түрткү берди. Кремний менен турбиналардын арзандашы 2010-жылдары бул технологияларды экономикалык жактан пайдалуу кылды. Мамлекеттик изилдөөлөр, субсидиялар жана ири өндүрүш маанилүү болду. Гидроэнергетика географиялык шарттар менен чектелет жана экологиялык кесепеттери бар. XXI кылымда күн менен шамал биринчи жолу бүтүндөй электр тармактарын өзгөртө ала тургандай арзан болуп калды.</w:t>
       </w:r>
     </w:p>
     <w:p>
       <w:pPr>
-        <w:keepNext/>
-        <w:spacing w:before="240" w:after="120"/>
+        <w:pStyle w:val="Heading1"/>
+        <w:widowControl/>
       </w:pPr>
       <w:r>
-        <w:rPr>
-          <w:rFonts w:ascii="Calibri" w:hAnsi="Calibri" w:eastAsia="Calibri"/>
-          <w:b/>
-          <w:i w:val="0"/>
-          <w:color w:val="004E8C"/>
-          <w:sz w:val="28"/>
-        </w:rPr>
-        <w:t>Илимий жактан мааниси</w:t>
+        <w:t>Илим үчүн мааниси</w:t>
       </w:r>
     </w:p>
     <w:p>
       <w:pPr>
-        <w:spacing w:after="160" w:line="276" w:lineRule="auto"/>
+        <w:widowControl/>
       </w:pPr>
       <w:r>
-        <w:rPr>
-          <w:rFonts w:ascii="Calibri" w:hAnsi="Calibri" w:eastAsia="Calibri"/>
-          <w:b w:val="0"/>
-          <w:i w:val="0"/>
-          <w:sz w:val="22"/>
-        </w:rPr>
-        <w:t>Бул технологиялар жарым өткөргүчтөр физикасын, аэродинамиканы жана кубат электроникасын бириктирет. Алар электр тармактары тууралуу жаңы илимди талап кылат: эми аба ырайын божомолдоо энергия сунушун божомолдоо менен тең. Панелди же турбинаны жасоого кеткен энергияны кошо эсептеген жашоо циклинин талдоосу чынчыл баалоонун бөлүгү болуп калды. Негизги илимий мааниси — энергияны казылып алынган көмүртектин запасынан гана эмес, табияттагы үзгүлтүксүз агымдардан да алууга болорун көрсөтүшүндө.</w:t>
+        <w:t>Бул технологиялар жарым өткөргүчтөрдүн физикасын, аэродинамиканы жана күч электроникасын колдонот. Электр тармагын башкарууда жаңы милдет жаралды: аба ырайын божомолдоо энергиянын көлөмүн да божомолдоо дегенди билдирет. Толук жашоо циклин талдоо, анын ичинде панель же турбина жасоого кеткен энергияны эсептөө, адилет баалоонун бир бөлүгү. Негизги илимий мааниси — энергияны казылып алынуучу көмүртек запастарынан гана эмес, табигый агымдардан да алууга болорунда.</w:t>
       </w:r>
     </w:p>
     <w:p>
       <w:pPr>
-        <w:keepNext/>
-        <w:spacing w:before="240" w:after="120"/>
+        <w:pStyle w:val="Heading1"/>
+        <w:widowControl/>
       </w:pPr>
       <w:r>
-        <w:rPr>
-          <w:rFonts w:ascii="Calibri" w:hAnsi="Calibri" w:eastAsia="Calibri"/>
-          <w:b/>
-          <w:i w:val="0"/>
-          <w:color w:val="004E8C"/>
-          <w:sz w:val="28"/>
-        </w:rPr>
-        <w:t>Кийинки өнүгүүлөргө тийгизген таасири</w:t>
+        <w:t>Кийинки өнүгүүгө тийгизген таасири</w:t>
       </w:r>
     </w:p>
     <w:p>
       <w:pPr>
-        <w:spacing w:after="160" w:line="276" w:lineRule="auto"/>
+        <w:widowControl/>
       </w:pPr>
       <w:r>
-        <w:rPr>
-          <w:rFonts w:ascii="Calibri" w:hAnsi="Calibri" w:eastAsia="Calibri"/>
-          <w:b w:val="0"/>
-          <w:i w:val="0"/>
-          <w:sz w:val="22"/>
-        </w:rPr>
-        <w:t>Батареялар, суутек жана алыс аралыкка электр жеткирүү бул тармак менен катар өнүгүп жатат. Жылуулук насостору таза электр менен жакшы айкалышат. Геотермалдык энергетика жана өркүндөтүлгөн ГЭС долбоорлору да уланууда. Эң татаал маселе — ар түрдүү булактарды бир системага бириктирип, шамалсыз караңгы кечте да жарыкты өчүрбөө. Жерди пайдалануу жана керектүү минералдарды жеткирүү маселелери азыр энергетикалык инженериянын өзүнө кирет.</w:t>
+        <w:t>Батареялар, суутек технологиялары жана электрди алыска өткөрүү бул тармак менен кошо өнүгөт. Жылуулук насостору таза электр энергиясы менен жакшы айкалышат. Геотермалдык энергия жана суу электр станцияларынын жакшыртылган долбоорлору да өнүгүүдө. Татаал маселе — баарын бириктирип, шамалсыз караңгы кечте да электрди үзбөй берүү. Жер пайдалануу жана минералдык чийки зат менен камсыздоо саясаты энергетикалык инженериянын бир бөлүгүнө айланды.</w:t>
       </w:r>
     </w:p>
     <w:p>
       <w:pPr>
-        <w:keepNext/>
-        <w:spacing w:before="240" w:after="120"/>
+        <w:pStyle w:val="Heading1"/>
+        <w:widowControl/>
       </w:pPr>
       <w:r>
-        <w:rPr>
-          <w:rFonts w:ascii="Calibri" w:hAnsi="Calibri" w:eastAsia="Calibri"/>
-          <w:b/>
-          <w:i w:val="0"/>
-          <w:color w:val="004E8C"/>
-          <w:sz w:val="28"/>
-        </w:rPr>
-        <w:t>Адамдардын жашоосун кантип өзгөрткөн</w:t>
+        <w:t>Адамдардын жашоосун кантип өзгөрткөн?</w:t>
       </w:r>
     </w:p>
     <w:p>
       <w:pPr>
-        <w:spacing w:after="160" w:line="276" w:lineRule="auto"/>
+        <w:widowControl/>
       </w:pPr>
       <w:r>
-        <w:rPr>
-          <w:rFonts w:ascii="Calibri" w:hAnsi="Calibri" w:eastAsia="Calibri"/>
-          <w:b w:val="0"/>
-          <w:i w:val="0"/>
-          <w:sz w:val="22"/>
-        </w:rPr>
-        <w:t>Жамааттар жергиликтүү энергияга жана таза абага ээ болушу мүмкүн, бирок тоо кыркалары менен чөлдөрдө курулуш жүргүзүү талаш да жаратат. Үйүнө панель орноткон адамдар аба ырайын мурдагыдан башкача кабыл алат. Коом өзүнүн энергияны өндүрүү жана керектөө ыкмасын пландуу түрдө өзгөртүүгө аракет кылууда. Максат — керектүү кызматтарды сактап, климатты туруксуздандырган көмүртек чыгарындысын кыскартуу. Кайра жаралуучу энергия бул милдетти чечүүчү маанилүү курал, бирок өзүнчө толук чечим эмес.</w:t>
+        <w:t>Коомчулуктар жергиликтүү энергияга жана таза абага ээ боло алат, бирок тоо кыркалары менен чөлдөрдү пайдалануу боюнча талаштар да чыгат. Күн панели бар үй-бүлөлөр аба ырайына башкача көңүл бурат. Коом энергия менен камсыздоону пландуу түрдө өзгөртүүгө аракет кылууда. Максат — керектүү кызматтарды сактап, климатты туруксуз кылган көмүртек чыгындыларын азайтуу. Кайра жаралуучу булактар бул максатка жетүүнүн каражаты, бирок бардык маселени жалгыз чечпейт.</w:t>
       </w:r>
     </w:p>
     <w:p>
       <w:pPr>
-        <w:keepNext/>
-        <w:spacing w:before="240" w:after="120"/>
+        <w:pStyle w:val="Heading1"/>
+        <w:widowControl/>
       </w:pPr>
       <w:r>
-        <w:rPr>
-          <w:rFonts w:ascii="Calibri" w:hAnsi="Calibri" w:eastAsia="Calibri"/>
-          <w:b/>
-          <w:i w:val="0"/>
-          <w:color w:val="004E8C"/>
-          <w:sz w:val="28"/>
-        </w:rPr>
-        <w:t>Булактар жана шилтемелер</w:t>
+        <w:t>Булактар жана кошумча окуу</w:t>
       </w:r>
     </w:p>
     <w:p>
       <w:pPr>
-        <w:keepNext/>
-        <w:spacing w:before="240" w:after="120"/>
+        <w:pStyle w:val="Heading2"/>
+        <w:widowControl/>
       </w:pPr>
       <w:r>
         <w:rPr>
-          <w:rFonts w:ascii="Calibri" w:hAnsi="Calibri" w:eastAsia="Calibri"/>
-          <w:b/>
-          <w:i w:val="0"/>
-          <w:color w:val="004E8C"/>
-          <w:sz w:val="24"/>
+          <w:sz w:val="20"/>
         </w:rPr>
-        <w:t>C. Мекемелердин материалдары жана энциклопедиялык булактар</w:t>
+        <w:t>Уюмдардын жана энциклопедиялардын материалдары</w:t>
       </w:r>
     </w:p>
     <w:p>
       <w:pPr>
-        <w:spacing w:after="80"/>
-        <w:ind w:left="360"/>
+        <w:widowControl/>
       </w:pPr>
       <w:r>
         <w:rPr>
-          <w:rFonts w:ascii="Calibri" w:hAnsi="Calibri" w:eastAsia="Calibri"/>
-          <w:b w:val="0"/>
-          <w:i w:val="0"/>
-          <w:sz w:val="22"/>
+          <w:sz w:val="20"/>
         </w:rPr>
-        <w:t>1. Our World in Data. «Кайра жаралуучу энергия».</w:t>
-      </w:r>
-      <w:r>
-        <w:rPr>
-          <w:rFonts w:ascii="Calibri" w:hAnsi="Calibri" w:eastAsia="Calibri"/>
-          <w:b w:val="0"/>
-          <w:i w:val="0"/>
-          <w:sz w:val="22"/>
-        </w:rPr>
-        <w:t xml:space="preserve"> </w:t>
+        <w:t xml:space="preserve">1. Our World in Data. 'Renewable energy.' </w:t>
       </w:r>
       <w:hyperlink r:id="rId9">
         <w:r>
           <w:rPr>
-            <w:rFonts w:ascii="Calibri" w:hAnsi="Calibri" w:eastAsia="Calibri"/>
-            <w:b w:val="0"/>
-            <w:i w:val="0"/>
-            <w:sz w:val="22"/>
-            <w:color w:val="0563C1"/>
-            <w:u w:val="single"/>
+            <w:sz w:val="20"/>
           </w:rPr>
           <w:t>https://ourworldindata.org/renewable-energy</w:t>
         </w:r>
       </w:hyperlink>
+      <w:r>
+        <w:rPr>
+          <w:sz w:val="20"/>
+        </w:rPr>
+      </w:r>
     </w:p>
     <w:p>
       <w:pPr>
-        <w:spacing w:after="80"/>
-        <w:ind w:left="360"/>
+        <w:widowControl/>
       </w:pPr>
       <w:r>
         <w:rPr>
-          <w:rFonts w:ascii="Calibri" w:hAnsi="Calibri" w:eastAsia="Calibri"/>
-          <w:b w:val="0"/>
-          <w:i w:val="0"/>
-          <w:sz w:val="22"/>
+          <w:sz w:val="20"/>
         </w:rPr>
-        <w:t>2. Encyclopaedia Britannica. «Кайра жаралуучу энергия».</w:t>
-      </w:r>
-      <w:r>
-        <w:rPr>
-          <w:rFonts w:ascii="Calibri" w:hAnsi="Calibri" w:eastAsia="Calibri"/>
-          <w:b w:val="0"/>
-          <w:i w:val="0"/>
-          <w:sz w:val="22"/>
-        </w:rPr>
-        <w:t xml:space="preserve"> </w:t>
+        <w:t xml:space="preserve">2. Encyclopaedia Britannica. 'Renewable energy.' </w:t>
       </w:r>
       <w:hyperlink r:id="rId10">
         <w:r>
           <w:rPr>
-            <w:rFonts w:ascii="Calibri" w:hAnsi="Calibri" w:eastAsia="Calibri"/>
-            <w:b w:val="0"/>
-            <w:i w:val="0"/>
-            <w:sz w:val="22"/>
-            <w:color w:val="0563C1"/>
-            <w:u w:val="single"/>
+            <w:sz w:val="20"/>
           </w:rPr>
           <w:t>https://www.britannica.com/science/renewable-energy</w:t>
         </w:r>
       </w:hyperlink>
+      <w:r>
+        <w:rPr>
+          <w:sz w:val="20"/>
+        </w:rPr>
+      </w:r>
     </w:p>
     <w:p>
       <w:pPr>
-        <w:spacing w:after="80"/>
-        <w:ind w:left="360"/>
+        <w:widowControl/>
       </w:pPr>
       <w:r>
         <w:rPr>
-          <w:rFonts w:ascii="Calibri" w:hAnsi="Calibri" w:eastAsia="Calibri"/>
-          <w:b w:val="0"/>
-          <w:i w:val="0"/>
-          <w:sz w:val="22"/>
+          <w:sz w:val="20"/>
         </w:rPr>
-        <w:t>3. Science History Institute. Кремний күн элементи, Bell Labs, 1954-жыл.</w:t>
-      </w:r>
-      <w:r>
-        <w:rPr>
-          <w:rFonts w:ascii="Calibri" w:hAnsi="Calibri" w:eastAsia="Calibri"/>
-          <w:b w:val="0"/>
-          <w:i w:val="0"/>
-          <w:sz w:val="22"/>
-        </w:rPr>
-        <w:t xml:space="preserve"> </w:t>
+        <w:t xml:space="preserve">3. Science History Institute. Silicon solar cell, Bell Labs, 1954. </w:t>
       </w:r>
       <w:hyperlink r:id="rId11">
         <w:r>
           <w:rPr>
-            <w:rFonts w:ascii="Calibri" w:hAnsi="Calibri" w:eastAsia="Calibri"/>
-            <w:b w:val="0"/>
-            <w:i w:val="0"/>
-            <w:sz w:val="22"/>
-            <w:color w:val="0563C1"/>
-            <w:u w:val="single"/>
+            <w:sz w:val="20"/>
           </w:rPr>
           <w:t>https://www.sciencehistory.org/stories/magazine/solar-power/</w:t>
         </w:r>
       </w:hyperlink>
-    </w:p>
-    <w:p>
-      <w:pPr>
-        <w:keepNext/>
-        <w:spacing w:before="240" w:after="120"/>
-      </w:pPr>
       <w:r>
         <w:rPr>
-          <w:rFonts w:ascii="Calibri" w:hAnsi="Calibri" w:eastAsia="Calibri"/>
-          <w:b/>
-          <w:i w:val="0"/>
-          <w:color w:val="004E8C"/>
-          <w:sz w:val="24"/>
+          <w:sz w:val="20"/>
         </w:rPr>
-        <w:t>G. Космос агенттиктеринин, лабораториялардын жана илимий уюмдардын материалдары</w:t>
       </w:r>
     </w:p>
     <w:p>
       <w:pPr>
-        <w:spacing w:after="80"/>
-        <w:ind w:left="360"/>
+        <w:pStyle w:val="Heading2"/>
+        <w:widowControl/>
       </w:pPr>
       <w:r>
         <w:rPr>
-          <w:rFonts w:ascii="Calibri" w:hAnsi="Calibri" w:eastAsia="Calibri"/>
-          <w:b w:val="0"/>
-          <w:i w:val="0"/>
-          <w:sz w:val="22"/>
+          <w:sz w:val="20"/>
         </w:rPr>
-        <w:t>1. International Energy Agency. World Energy Outlook.</w:t>
+        <w:t>Космос агенттиктери, лабораториялар жана илимий уюмдар</w:t>
       </w:r>
+    </w:p>
+    <w:p>
+      <w:pPr>
+        <w:widowControl/>
+      </w:pPr>
       <w:r>
         <w:rPr>
-          <w:rFonts w:ascii="Calibri" w:hAnsi="Calibri" w:eastAsia="Calibri"/>
-          <w:b w:val="0"/>
-          <w:i w:val="0"/>
-          <w:sz w:val="22"/>
+          <w:sz w:val="20"/>
         </w:rPr>
-        <w:t xml:space="preserve"> </w:t>
+        <w:t xml:space="preserve">1. International Energy Agency. World Energy Outlook. </w:t>
       </w:r>
       <w:hyperlink r:id="rId12">
         <w:r>
           <w:rPr>
-            <w:rFonts w:ascii="Calibri" w:hAnsi="Calibri" w:eastAsia="Calibri"/>
-            <w:b w:val="0"/>
-            <w:i w:val="0"/>
-            <w:sz w:val="22"/>
-            <w:color w:val="0563C1"/>
-            <w:u w:val="single"/>
+            <w:sz w:val="20"/>
           </w:rPr>
           <w:t>https://www.iea.org/reports/world-energy-outlook-2024</w:t>
         </w:r>
       </w:hyperlink>
+      <w:r>
+        <w:rPr>
+          <w:sz w:val="20"/>
+        </w:rPr>
+      </w:r>
     </w:p>
     <w:p>
       <w:pPr>
-        <w:spacing w:after="80"/>
-        <w:ind w:left="360"/>
+        <w:widowControl/>
       </w:pPr>
       <w:r>
         <w:rPr>
-          <w:rFonts w:ascii="Calibri" w:hAnsi="Calibri" w:eastAsia="Calibri"/>
-          <w:b w:val="0"/>
-          <w:i w:val="0"/>
-          <w:sz w:val="22"/>
+          <w:sz w:val="20"/>
         </w:rPr>
-        <w:t>2. IRENA. Кайра жаралуучу энергия боюнча статистика жана технологиялык баяндамалар.</w:t>
-      </w:r>
-      <w:r>
-        <w:rPr>
-          <w:rFonts w:ascii="Calibri" w:hAnsi="Calibri" w:eastAsia="Calibri"/>
-          <w:b w:val="0"/>
-          <w:i w:val="0"/>
-          <w:sz w:val="22"/>
-        </w:rPr>
-        <w:t xml:space="preserve"> </w:t>
+        <w:t xml:space="preserve">2. IRENA. Renewable energy statistics and technology briefs. </w:t>
       </w:r>
       <w:hyperlink r:id="rId13">
         <w:r>
           <w:rPr>
-            <w:rFonts w:ascii="Calibri" w:hAnsi="Calibri" w:eastAsia="Calibri"/>
-            <w:b w:val="0"/>
-            <w:i w:val="0"/>
-            <w:sz w:val="22"/>
-            <w:color w:val="0563C1"/>
-            <w:u w:val="single"/>
+            <w:sz w:val="20"/>
           </w:rPr>
           <w:t>https://www.irena.org/</w:t>
         </w:r>
       </w:hyperlink>
+      <w:r>
+        <w:rPr>
+          <w:sz w:val="20"/>
+        </w:rPr>
+      </w:r>
     </w:p>
     <w:sectPr>
-      <w:pgSz w:w="12240" w:h="15840"/>
-      <w:pgMar w:top="1296" w:right="1440" w:bottom="1296" w:left="1440" w:header="720" w:footer="720" w:gutter="0"/>
+      <w:footerReference w:type="default" r:id="rId14"/>
+      <w:pgSz w:w="11906" w:h="16838"/>
+      <w:pgMar w:top="1020" w:right="1134" w:bottom="1020" w:left="1134" w:header="720" w:footer="720" w:gutter="0"/>
       <w:cols w:space="720"/>
       <w:docGrid w:linePitch="360"/>
     </w:sectPr>
   </w:body>
 </w:document>
+</file>
+
+<file path=word/footer1.xml><?xml version="1.0" encoding="utf-8"?>
+<w:ftr xmlns:m="http://schemas.openxmlformats.org/officeDocument/2006/math" xmlns:mc="http://schemas.openxmlformats.org/markup-compatibility/2006" xmlns:mo="http://schemas.microsoft.com/office/mac/office/2008/main" xmlns:mv="urn:schemas-microsoft-com:mac:vml" xmlns:o="urn:schemas-microsoft-com:office:office" xmlns:r="http://schemas.openxmlformats.org/officeDocument/2006/relationships" xmlns:v="urn:schemas-microsoft-com:vml" xmlns:w10="urn:schemas-microsoft-com:office:word" xmlns:w14="http://schemas.microsoft.com/office/word/2010/wordml" xmlns:w="http://schemas.openxmlformats.org/wordprocessingml/2006/main" xmlns:wne="http://schemas.microsoft.com/office/word/2006/wordml" xmlns:wp14="http://schemas.microsoft.com/office/word/2010/wordprocessingDrawing" xmlns:wp="http://schemas.openxmlformats.org/drawingml/2006/wordprocessingDrawing" xmlns:wpc="http://schemas.microsoft.com/office/word/2010/wordprocessingCanvas" xmlns:wpg="http://schemas.microsoft.com/office/word/2010/wordprocessingGroup" xmlns:wpi="http://schemas.microsoft.com/office/word/2010/wordprocessingInk" xmlns:wps="http://schemas.microsoft.com/office/word/2010/wordprocessingShape" mc:Ignorable="w14 wp14">
+  <w:p>
+    <w:pPr>
+      <w:pStyle w:val="Footer"/>
+      <w:jc w:val="right"/>
+    </w:pPr>
+    <w:fldSimple w:instr="PAGE"/>
+  </w:p>
+</w:ftr>
 </file>
 
 <file path=word/numbering.xml><?xml version="1.0" encoding="utf-8"?>
@@ -778,7 +583,7 @@
   <w:docDefaults>
     <w:rPrDefault>
       <w:rPr>
-        <w:rFonts w:asciiTheme="minorHAnsi" w:eastAsiaTheme="minorEastAsia" w:hAnsiTheme="minorHAnsi" w:cstheme="minorBidi"/>
+        <w:rFonts/>
         <w:sz w:val="22"/>
         <w:szCs w:val="22"/>
         <w:lang w:val="en-US" w:eastAsia="en-US" w:bidi="ar-SA"/>
@@ -933,6 +738,15 @@
     <w:name w:val="Normal"/>
     <w:qFormat/>
     <w:rsid w:val="00FC693F"/>
+    <w:pPr>
+      <w:spacing w:after="120" w:line="259" w:lineRule="auto"/>
+    </w:pPr>
+    <w:rPr>
+      <w:rFonts w:ascii="Times New Roman" w:hAnsi="Times New Roman"/>
+      <w:color w:val="000000"/>
+      <w:sz w:val="24"/>
+      <w:lang w:val="ky-KG"/>
+    </w:rPr>
   </w:style>
   <w:style w:type="paragraph" w:styleId="Header">
     <w:name w:val="header"/>
@@ -989,16 +803,17 @@
     <w:pPr>
       <w:keepNext/>
       <w:keepLines/>
-      <w:spacing w:before="480" w:after="0"/>
+      <w:spacing w:before="480" w:after="120" w:line="259" w:lineRule="auto"/>
       <w:outlineLvl w:val="0"/>
     </w:pPr>
     <w:rPr>
-      <w:rFonts w:asciiTheme="majorHAnsi" w:eastAsiaTheme="majorEastAsia" w:hAnsiTheme="majorHAnsi" w:cstheme="majorBidi"/>
+      <w:rFonts w:ascii="Times New Roman" w:hAnsi="Times New Roman"/>
       <w:b/>
       <w:bCs/>
-      <w:color w:val="365F91" w:themeColor="accent1" w:themeShade="BF"/>
-      <w:sz w:val="28"/>
+      <w:color w:val="000000"/>
+      <w:sz w:val="26"/>
       <w:szCs w:val="28"/>
+      <w:lang w:val="ky-KG"/>
     </w:rPr>
   </w:style>
   <w:style w:type="paragraph" w:styleId="Heading2">
@@ -1013,16 +828,17 @@
     <w:pPr>
       <w:keepNext/>
       <w:keepLines/>
-      <w:spacing w:before="200" w:after="0"/>
+      <w:spacing w:before="200" w:after="120" w:line="259" w:lineRule="auto"/>
       <w:outlineLvl w:val="1"/>
     </w:pPr>
     <w:rPr>
-      <w:rFonts w:asciiTheme="majorHAnsi" w:eastAsiaTheme="majorEastAsia" w:hAnsiTheme="majorHAnsi" w:cstheme="majorBidi"/>
+      <w:rFonts w:ascii="Times New Roman" w:hAnsi="Times New Roman"/>
       <w:b/>
       <w:bCs/>
-      <w:color w:val="4F81BD" w:themeColor="accent1"/>
+      <w:color w:val="000000"/>
       <w:sz w:val="26"/>
       <w:szCs w:val="26"/>
+      <w:lang w:val="ky-KG"/>
     </w:rPr>
   </w:style>
   <w:style w:type="paragraph" w:styleId="Heading3">
@@ -1041,7 +857,7 @@
       <w:outlineLvl w:val="2"/>
     </w:pPr>
     <w:rPr>
-      <w:rFonts w:asciiTheme="majorHAnsi" w:eastAsiaTheme="majorEastAsia" w:hAnsiTheme="majorHAnsi" w:cstheme="majorBidi"/>
+      <w:rFonts/>
       <w:b/>
       <w:bCs/>
       <w:color w:val="4F81BD" w:themeColor="accent1"/>
@@ -1064,7 +880,7 @@
       <w:outlineLvl w:val="3"/>
     </w:pPr>
     <w:rPr>
-      <w:rFonts w:asciiTheme="majorHAnsi" w:eastAsiaTheme="majorEastAsia" w:hAnsiTheme="majorHAnsi" w:cstheme="majorBidi"/>
+      <w:rFonts/>
       <w:b/>
       <w:bCs/>
       <w:i/>
@@ -1089,7 +905,7 @@
       <w:outlineLvl w:val="4"/>
     </w:pPr>
     <w:rPr>
-      <w:rFonts w:asciiTheme="majorHAnsi" w:eastAsiaTheme="majorEastAsia" w:hAnsiTheme="majorHAnsi" w:cstheme="majorBidi"/>
+      <w:rFonts/>
       <w:color w:val="243F60" w:themeColor="accent1" w:themeShade="7F"/>
     </w:rPr>
   </w:style>
@@ -1110,7 +926,7 @@
       <w:outlineLvl w:val="5"/>
     </w:pPr>
     <w:rPr>
-      <w:rFonts w:asciiTheme="majorHAnsi" w:eastAsiaTheme="majorEastAsia" w:hAnsiTheme="majorHAnsi" w:cstheme="majorBidi"/>
+      <w:rFonts/>
       <w:i/>
       <w:iCs/>
       <w:color w:val="243F60" w:themeColor="accent1" w:themeShade="7F"/>
@@ -1133,7 +949,7 @@
       <w:outlineLvl w:val="6"/>
     </w:pPr>
     <w:rPr>
-      <w:rFonts w:asciiTheme="majorHAnsi" w:eastAsiaTheme="majorEastAsia" w:hAnsiTheme="majorHAnsi" w:cstheme="majorBidi"/>
+      <w:rFonts/>
       <w:i/>
       <w:iCs/>
       <w:color w:val="404040" w:themeColor="text1" w:themeTint="BF"/>
@@ -1156,7 +972,7 @@
       <w:outlineLvl w:val="7"/>
     </w:pPr>
     <w:rPr>
-      <w:rFonts w:asciiTheme="majorHAnsi" w:eastAsiaTheme="majorEastAsia" w:hAnsiTheme="majorHAnsi" w:cstheme="majorBidi"/>
+      <w:rFonts/>
       <w:color w:val="4F81BD" w:themeColor="accent1"/>
       <w:sz w:val="20"/>
       <w:szCs w:val="20"/>
@@ -1179,7 +995,7 @@
       <w:outlineLvl w:val="8"/>
     </w:pPr>
     <w:rPr>
-      <w:rFonts w:asciiTheme="majorHAnsi" w:eastAsiaTheme="majorEastAsia" w:hAnsiTheme="majorHAnsi" w:cstheme="majorBidi"/>
+      <w:rFonts/>
       <w:i/>
       <w:iCs/>
       <w:color w:val="404040" w:themeColor="text1" w:themeTint="BF"/>
@@ -1230,7 +1046,7 @@
     <w:uiPriority w:val="9"/>
     <w:rsid w:val="00FC693F"/>
     <w:rPr>
-      <w:rFonts w:asciiTheme="majorHAnsi" w:eastAsiaTheme="majorEastAsia" w:hAnsiTheme="majorHAnsi" w:cstheme="majorBidi"/>
+      <w:rFonts/>
       <w:b/>
       <w:bCs/>
       <w:color w:val="365F91" w:themeColor="accent1" w:themeShade="BF"/>
@@ -1245,7 +1061,7 @@
     <w:uiPriority w:val="9"/>
     <w:rsid w:val="00FC693F"/>
     <w:rPr>
-      <w:rFonts w:asciiTheme="majorHAnsi" w:eastAsiaTheme="majorEastAsia" w:hAnsiTheme="majorHAnsi" w:cstheme="majorBidi"/>
+      <w:rFonts/>
       <w:b/>
       <w:bCs/>
       <w:color w:val="4F81BD" w:themeColor="accent1"/>
@@ -1260,7 +1076,7 @@
     <w:uiPriority w:val="9"/>
     <w:rsid w:val="00FC693F"/>
     <w:rPr>
-      <w:rFonts w:asciiTheme="majorHAnsi" w:eastAsiaTheme="majorEastAsia" w:hAnsiTheme="majorHAnsi" w:cstheme="majorBidi"/>
+      <w:rFonts/>
       <w:b/>
       <w:bCs/>
       <w:color w:val="4F81BD" w:themeColor="accent1"/>
@@ -1275,19 +1091,17 @@
     <w:qFormat/>
     <w:rsid w:val="00FC693F"/>
     <w:pPr>
-      <w:pBdr>
-        <w:bottom w:val="single" w:sz="8" w:space="4" w:color="4F81BD" w:themeColor="accent1"/>
-      </w:pBdr>
-      <w:spacing w:after="300" w:line="240" w:lineRule="auto"/>
+      <w:spacing w:after="120" w:line="259" w:lineRule="auto"/>
       <w:contextualSpacing/>
     </w:pPr>
     <w:rPr>
-      <w:rFonts w:asciiTheme="majorHAnsi" w:eastAsiaTheme="majorEastAsia" w:hAnsiTheme="majorHAnsi" w:cstheme="majorBidi"/>
-      <w:color w:val="17365D" w:themeColor="text2" w:themeShade="BF"/>
+      <w:rFonts w:ascii="Times New Roman" w:hAnsi="Times New Roman"/>
+      <w:color w:val="000000"/>
       <w:spacing w:val="5"/>
       <w:kern w:val="28"/>
-      <w:sz w:val="52"/>
+      <w:sz w:val="40"/>
       <w:szCs w:val="52"/>
+      <w:lang w:val="ky-KG"/>
     </w:rPr>
   </w:style>
   <w:style w:type="character" w:customStyle="1" w:styleId="TitleChar">
@@ -1297,7 +1111,7 @@
     <w:uiPriority w:val="10"/>
     <w:rsid w:val="00FC693F"/>
     <w:rPr>
-      <w:rFonts w:asciiTheme="majorHAnsi" w:eastAsiaTheme="majorEastAsia" w:hAnsiTheme="majorHAnsi" w:cstheme="majorBidi"/>
+      <w:rFonts/>
       <w:color w:val="17365D" w:themeColor="text2" w:themeShade="BF"/>
       <w:spacing w:val="5"/>
       <w:kern w:val="28"/>
@@ -1319,7 +1133,7 @@
       </w:numPr>
     </w:pPr>
     <w:rPr>
-      <w:rFonts w:asciiTheme="majorHAnsi" w:eastAsiaTheme="majorEastAsia" w:hAnsiTheme="majorHAnsi" w:cstheme="majorBidi"/>
+      <w:rFonts/>
       <w:i/>
       <w:iCs/>
       <w:color w:val="4F81BD" w:themeColor="accent1"/>
@@ -1335,7 +1149,7 @@
     <w:uiPriority w:val="11"/>
     <w:rsid w:val="00FC693F"/>
     <w:rPr>
-      <w:rFonts w:asciiTheme="majorHAnsi" w:eastAsiaTheme="majorEastAsia" w:hAnsiTheme="majorHAnsi" w:cstheme="majorBidi"/>
+      <w:rFonts/>
       <w:i/>
       <w:iCs/>
       <w:color w:val="4F81BD" w:themeColor="accent1"/>
@@ -1460,8 +1274,15 @@
       <w:numPr>
         <w:numId w:val="1"/>
       </w:numPr>
+      <w:spacing w:after="120" w:line="259" w:lineRule="auto"/>
       <w:contextualSpacing/>
     </w:pPr>
+    <w:rPr>
+      <w:rFonts w:ascii="Times New Roman" w:hAnsi="Times New Roman"/>
+      <w:color w:val="000000"/>
+      <w:sz w:val="24"/>
+      <w:lang w:val="ky-KG"/>
+    </w:rPr>
   </w:style>
   <w:style w:type="paragraph" w:styleId="ListBullet2">
     <w:name w:val="List Bullet 2"/>
@@ -1633,7 +1454,7 @@
     <w:semiHidden/>
     <w:rsid w:val="00FC693F"/>
     <w:rPr>
-      <w:rFonts w:asciiTheme="majorHAnsi" w:eastAsiaTheme="majorEastAsia" w:hAnsiTheme="majorHAnsi" w:cstheme="majorBidi"/>
+      <w:rFonts/>
       <w:b/>
       <w:bCs/>
       <w:i/>
@@ -1649,7 +1470,7 @@
     <w:semiHidden/>
     <w:rsid w:val="00FC693F"/>
     <w:rPr>
-      <w:rFonts w:asciiTheme="majorHAnsi" w:eastAsiaTheme="majorEastAsia" w:hAnsiTheme="majorHAnsi" w:cstheme="majorBidi"/>
+      <w:rFonts/>
       <w:color w:val="243F60" w:themeColor="accent1" w:themeShade="7F"/>
     </w:rPr>
   </w:style>
@@ -1661,7 +1482,7 @@
     <w:semiHidden/>
     <w:rsid w:val="00FC693F"/>
     <w:rPr>
-      <w:rFonts w:asciiTheme="majorHAnsi" w:eastAsiaTheme="majorEastAsia" w:hAnsiTheme="majorHAnsi" w:cstheme="majorBidi"/>
+      <w:rFonts/>
       <w:i/>
       <w:iCs/>
       <w:color w:val="243F60" w:themeColor="accent1" w:themeShade="7F"/>
@@ -1675,7 +1496,7 @@
     <w:semiHidden/>
     <w:rsid w:val="00FC693F"/>
     <w:rPr>
-      <w:rFonts w:asciiTheme="majorHAnsi" w:eastAsiaTheme="majorEastAsia" w:hAnsiTheme="majorHAnsi" w:cstheme="majorBidi"/>
+      <w:rFonts/>
       <w:i/>
       <w:iCs/>
       <w:color w:val="404040" w:themeColor="text1" w:themeTint="BF"/>
@@ -1689,7 +1510,7 @@
     <w:semiHidden/>
     <w:rsid w:val="00FC693F"/>
     <w:rPr>
-      <w:rFonts w:asciiTheme="majorHAnsi" w:eastAsiaTheme="majorEastAsia" w:hAnsiTheme="majorHAnsi" w:cstheme="majorBidi"/>
+      <w:rFonts/>
       <w:color w:val="4F81BD" w:themeColor="accent1"/>
       <w:sz w:val="20"/>
       <w:szCs w:val="20"/>
@@ -1703,7 +1524,7 @@
     <w:semiHidden/>
     <w:rsid w:val="00FC693F"/>
     <w:rPr>
-      <w:rFonts w:asciiTheme="majorHAnsi" w:eastAsiaTheme="majorEastAsia" w:hAnsiTheme="majorHAnsi" w:cstheme="majorBidi"/>
+      <w:rFonts/>
       <w:i/>
       <w:iCs/>
       <w:color w:val="404040" w:themeColor="text1" w:themeTint="BF"/>
@@ -1762,9 +1583,6 @@
     <w:qFormat/>
     <w:rsid w:val="00FC693F"/>
     <w:pPr>
-      <w:pBdr>
-        <w:bottom w:val="single" w:sz="4" w:space="4" w:color="4F81BD" w:themeColor="accent1"/>
-      </w:pBdr>
       <w:spacing w:before="200" w:after="280"/>
       <w:ind w:left="936" w:right="936"/>
     </w:pPr>
@@ -3292,7 +3110,7 @@
         <w:spacing w:before="0" w:after="0" w:line="240" w:lineRule="auto"/>
       </w:pPr>
       <w:rPr>
-        <w:rFonts w:asciiTheme="majorHAnsi" w:eastAsiaTheme="majorEastAsia" w:hAnsiTheme="majorHAnsi" w:cstheme="majorBidi"/>
+        <w:rFonts/>
         <w:b/>
         <w:bCs/>
       </w:rPr>
@@ -3313,7 +3131,7 @@
         <w:spacing w:before="0" w:after="0" w:line="240" w:lineRule="auto"/>
       </w:pPr>
       <w:rPr>
-        <w:rFonts w:asciiTheme="majorHAnsi" w:eastAsiaTheme="majorEastAsia" w:hAnsiTheme="majorHAnsi" w:cstheme="majorBidi"/>
+        <w:rFonts/>
         <w:b/>
         <w:bCs/>
       </w:rPr>
@@ -3331,14 +3149,14 @@
     </w:tblStylePr>
     <w:tblStylePr w:type="firstCol">
       <w:rPr>
-        <w:rFonts w:asciiTheme="majorHAnsi" w:eastAsiaTheme="majorEastAsia" w:hAnsiTheme="majorHAnsi" w:cstheme="majorBidi"/>
+        <w:rFonts/>
         <w:b/>
         <w:bCs/>
       </w:rPr>
     </w:tblStylePr>
     <w:tblStylePr w:type="lastCol">
       <w:rPr>
-        <w:rFonts w:asciiTheme="majorHAnsi" w:eastAsiaTheme="majorEastAsia" w:hAnsiTheme="majorHAnsi" w:cstheme="majorBidi"/>
+        <w:rFonts/>
         <w:b/>
         <w:bCs/>
       </w:rPr>
@@ -3422,7 +3240,7 @@
         <w:spacing w:before="0" w:after="0" w:line="240" w:lineRule="auto"/>
       </w:pPr>
       <w:rPr>
-        <w:rFonts w:asciiTheme="majorHAnsi" w:eastAsiaTheme="majorEastAsia" w:hAnsiTheme="majorHAnsi" w:cstheme="majorBidi"/>
+        <w:rFonts/>
         <w:b/>
         <w:bCs/>
       </w:rPr>
@@ -3443,7 +3261,7 @@
         <w:spacing w:before="0" w:after="0" w:line="240" w:lineRule="auto"/>
       </w:pPr>
       <w:rPr>
-        <w:rFonts w:asciiTheme="majorHAnsi" w:eastAsiaTheme="majorEastAsia" w:hAnsiTheme="majorHAnsi" w:cstheme="majorBidi"/>
+        <w:rFonts/>
         <w:b/>
         <w:bCs/>
       </w:rPr>
@@ -3461,14 +3279,14 @@
     </w:tblStylePr>
     <w:tblStylePr w:type="firstCol">
       <w:rPr>
-        <w:rFonts w:asciiTheme="majorHAnsi" w:eastAsiaTheme="majorEastAsia" w:hAnsiTheme="majorHAnsi" w:cstheme="majorBidi"/>
+        <w:rFonts/>
         <w:b/>
         <w:bCs/>
       </w:rPr>
     </w:tblStylePr>
     <w:tblStylePr w:type="lastCol">
       <w:rPr>
-        <w:rFonts w:asciiTheme="majorHAnsi" w:eastAsiaTheme="majorEastAsia" w:hAnsiTheme="majorHAnsi" w:cstheme="majorBidi"/>
+        <w:rFonts/>
         <w:b/>
         <w:bCs/>
       </w:rPr>
@@ -3552,7 +3370,7 @@
         <w:spacing w:before="0" w:after="0" w:line="240" w:lineRule="auto"/>
       </w:pPr>
       <w:rPr>
-        <w:rFonts w:asciiTheme="majorHAnsi" w:eastAsiaTheme="majorEastAsia" w:hAnsiTheme="majorHAnsi" w:cstheme="majorBidi"/>
+        <w:rFonts/>
         <w:b/>
         <w:bCs/>
       </w:rPr>
@@ -3573,7 +3391,7 @@
         <w:spacing w:before="0" w:after="0" w:line="240" w:lineRule="auto"/>
       </w:pPr>
       <w:rPr>
-        <w:rFonts w:asciiTheme="majorHAnsi" w:eastAsiaTheme="majorEastAsia" w:hAnsiTheme="majorHAnsi" w:cstheme="majorBidi"/>
+        <w:rFonts/>
         <w:b/>
         <w:bCs/>
       </w:rPr>
@@ -3591,14 +3409,14 @@
     </w:tblStylePr>
     <w:tblStylePr w:type="firstCol">
       <w:rPr>
-        <w:rFonts w:asciiTheme="majorHAnsi" w:eastAsiaTheme="majorEastAsia" w:hAnsiTheme="majorHAnsi" w:cstheme="majorBidi"/>
+        <w:rFonts/>
         <w:b/>
         <w:bCs/>
       </w:rPr>
     </w:tblStylePr>
     <w:tblStylePr w:type="lastCol">
       <w:rPr>
-        <w:rFonts w:asciiTheme="majorHAnsi" w:eastAsiaTheme="majorEastAsia" w:hAnsiTheme="majorHAnsi" w:cstheme="majorBidi"/>
+        <w:rFonts/>
         <w:b/>
         <w:bCs/>
       </w:rPr>
@@ -3682,7 +3500,7 @@
         <w:spacing w:before="0" w:after="0" w:line="240" w:lineRule="auto"/>
       </w:pPr>
       <w:rPr>
-        <w:rFonts w:asciiTheme="majorHAnsi" w:eastAsiaTheme="majorEastAsia" w:hAnsiTheme="majorHAnsi" w:cstheme="majorBidi"/>
+        <w:rFonts/>
         <w:b/>
         <w:bCs/>
       </w:rPr>
@@ -3703,7 +3521,7 @@
         <w:spacing w:before="0" w:after="0" w:line="240" w:lineRule="auto"/>
       </w:pPr>
       <w:rPr>
-        <w:rFonts w:asciiTheme="majorHAnsi" w:eastAsiaTheme="majorEastAsia" w:hAnsiTheme="majorHAnsi" w:cstheme="majorBidi"/>
+        <w:rFonts/>
         <w:b/>
         <w:bCs/>
       </w:rPr>
@@ -3721,14 +3539,14 @@
     </w:tblStylePr>
     <w:tblStylePr w:type="firstCol">
       <w:rPr>
-        <w:rFonts w:asciiTheme="majorHAnsi" w:eastAsiaTheme="majorEastAsia" w:hAnsiTheme="majorHAnsi" w:cstheme="majorBidi"/>
+        <w:rFonts/>
         <w:b/>
         <w:bCs/>
       </w:rPr>
     </w:tblStylePr>
     <w:tblStylePr w:type="lastCol">
       <w:rPr>
-        <w:rFonts w:asciiTheme="majorHAnsi" w:eastAsiaTheme="majorEastAsia" w:hAnsiTheme="majorHAnsi" w:cstheme="majorBidi"/>
+        <w:rFonts/>
         <w:b/>
         <w:bCs/>
       </w:rPr>
@@ -3812,7 +3630,7 @@
         <w:spacing w:before="0" w:after="0" w:line="240" w:lineRule="auto"/>
       </w:pPr>
       <w:rPr>
-        <w:rFonts w:asciiTheme="majorHAnsi" w:eastAsiaTheme="majorEastAsia" w:hAnsiTheme="majorHAnsi" w:cstheme="majorBidi"/>
+        <w:rFonts/>
         <w:b/>
         <w:bCs/>
       </w:rPr>
@@ -3833,7 +3651,7 @@
         <w:spacing w:before="0" w:after="0" w:line="240" w:lineRule="auto"/>
       </w:pPr>
       <w:rPr>
-        <w:rFonts w:asciiTheme="majorHAnsi" w:eastAsiaTheme="majorEastAsia" w:hAnsiTheme="majorHAnsi" w:cstheme="majorBidi"/>
+        <w:rFonts/>
         <w:b/>
         <w:bCs/>
       </w:rPr>
@@ -3851,14 +3669,14 @@
     </w:tblStylePr>
     <w:tblStylePr w:type="firstCol">
       <w:rPr>
-        <w:rFonts w:asciiTheme="majorHAnsi" w:eastAsiaTheme="majorEastAsia" w:hAnsiTheme="majorHAnsi" w:cstheme="majorBidi"/>
+        <w:rFonts/>
         <w:b/>
         <w:bCs/>
       </w:rPr>
     </w:tblStylePr>
     <w:tblStylePr w:type="lastCol">
       <w:rPr>
-        <w:rFonts w:asciiTheme="majorHAnsi" w:eastAsiaTheme="majorEastAsia" w:hAnsiTheme="majorHAnsi" w:cstheme="majorBidi"/>
+        <w:rFonts/>
         <w:b/>
         <w:bCs/>
       </w:rPr>
@@ -3942,7 +3760,7 @@
         <w:spacing w:before="0" w:after="0" w:line="240" w:lineRule="auto"/>
       </w:pPr>
       <w:rPr>
-        <w:rFonts w:asciiTheme="majorHAnsi" w:eastAsiaTheme="majorEastAsia" w:hAnsiTheme="majorHAnsi" w:cstheme="majorBidi"/>
+        <w:rFonts/>
         <w:b/>
         <w:bCs/>
       </w:rPr>
@@ -3963,7 +3781,7 @@
         <w:spacing w:before="0" w:after="0" w:line="240" w:lineRule="auto"/>
       </w:pPr>
       <w:rPr>
-        <w:rFonts w:asciiTheme="majorHAnsi" w:eastAsiaTheme="majorEastAsia" w:hAnsiTheme="majorHAnsi" w:cstheme="majorBidi"/>
+        <w:rFonts/>
         <w:b/>
         <w:bCs/>
       </w:rPr>
@@ -3981,14 +3799,14 @@
     </w:tblStylePr>
     <w:tblStylePr w:type="firstCol">
       <w:rPr>
-        <w:rFonts w:asciiTheme="majorHAnsi" w:eastAsiaTheme="majorEastAsia" w:hAnsiTheme="majorHAnsi" w:cstheme="majorBidi"/>
+        <w:rFonts/>
         <w:b/>
         <w:bCs/>
       </w:rPr>
     </w:tblStylePr>
     <w:tblStylePr w:type="lastCol">
       <w:rPr>
-        <w:rFonts w:asciiTheme="majorHAnsi" w:eastAsiaTheme="majorEastAsia" w:hAnsiTheme="majorHAnsi" w:cstheme="majorBidi"/>
+        <w:rFonts/>
         <w:b/>
         <w:bCs/>
       </w:rPr>
@@ -4072,7 +3890,7 @@
         <w:spacing w:before="0" w:after="0" w:line="240" w:lineRule="auto"/>
       </w:pPr>
       <w:rPr>
-        <w:rFonts w:asciiTheme="majorHAnsi" w:eastAsiaTheme="majorEastAsia" w:hAnsiTheme="majorHAnsi" w:cstheme="majorBidi"/>
+        <w:rFonts/>
         <w:b/>
         <w:bCs/>
       </w:rPr>
@@ -4093,7 +3911,7 @@
         <w:spacing w:before="0" w:after="0" w:line="240" w:lineRule="auto"/>
       </w:pPr>
       <w:rPr>
-        <w:rFonts w:asciiTheme="majorHAnsi" w:eastAsiaTheme="majorEastAsia" w:hAnsiTheme="majorHAnsi" w:cstheme="majorBidi"/>
+        <w:rFonts/>
         <w:b/>
         <w:bCs/>
       </w:rPr>
@@ -4111,14 +3929,14 @@
     </w:tblStylePr>
     <w:tblStylePr w:type="firstCol">
       <w:rPr>
-        <w:rFonts w:asciiTheme="majorHAnsi" w:eastAsiaTheme="majorEastAsia" w:hAnsiTheme="majorHAnsi" w:cstheme="majorBidi"/>
+        <w:rFonts/>
         <w:b/>
         <w:bCs/>
       </w:rPr>
     </w:tblStylePr>
     <w:tblStylePr w:type="lastCol">
       <w:rPr>
-        <w:rFonts w:asciiTheme="majorHAnsi" w:eastAsiaTheme="majorEastAsia" w:hAnsiTheme="majorHAnsi" w:cstheme="majorBidi"/>
+        <w:rFonts/>
         <w:b/>
         <w:bCs/>
       </w:rPr>
@@ -5983,7 +5801,7 @@
     </w:tblPr>
     <w:tblStylePr w:type="firstRow">
       <w:rPr>
-        <w:rFonts w:asciiTheme="majorHAnsi" w:eastAsiaTheme="majorEastAsia" w:hAnsiTheme="majorHAnsi" w:cstheme="majorBidi"/>
+        <w:rFonts/>
       </w:rPr>
       <w:tblPr/>
       <w:tcPr>
@@ -6067,7 +5885,7 @@
     </w:tblPr>
     <w:tblStylePr w:type="firstRow">
       <w:rPr>
-        <w:rFonts w:asciiTheme="majorHAnsi" w:eastAsiaTheme="majorEastAsia" w:hAnsiTheme="majorHAnsi" w:cstheme="majorBidi"/>
+        <w:rFonts/>
       </w:rPr>
       <w:tblPr/>
       <w:tcPr>
@@ -6151,7 +5969,7 @@
     </w:tblPr>
     <w:tblStylePr w:type="firstRow">
       <w:rPr>
-        <w:rFonts w:asciiTheme="majorHAnsi" w:eastAsiaTheme="majorEastAsia" w:hAnsiTheme="majorHAnsi" w:cstheme="majorBidi"/>
+        <w:rFonts/>
       </w:rPr>
       <w:tblPr/>
       <w:tcPr>
@@ -6235,7 +6053,7 @@
     </w:tblPr>
     <w:tblStylePr w:type="firstRow">
       <w:rPr>
-        <w:rFonts w:asciiTheme="majorHAnsi" w:eastAsiaTheme="majorEastAsia" w:hAnsiTheme="majorHAnsi" w:cstheme="majorBidi"/>
+        <w:rFonts/>
       </w:rPr>
       <w:tblPr/>
       <w:tcPr>
@@ -6319,7 +6137,7 @@
     </w:tblPr>
     <w:tblStylePr w:type="firstRow">
       <w:rPr>
-        <w:rFonts w:asciiTheme="majorHAnsi" w:eastAsiaTheme="majorEastAsia" w:hAnsiTheme="majorHAnsi" w:cstheme="majorBidi"/>
+        <w:rFonts/>
       </w:rPr>
       <w:tblPr/>
       <w:tcPr>
@@ -6403,7 +6221,7 @@
     </w:tblPr>
     <w:tblStylePr w:type="firstRow">
       <w:rPr>
-        <w:rFonts w:asciiTheme="majorHAnsi" w:eastAsiaTheme="majorEastAsia" w:hAnsiTheme="majorHAnsi" w:cstheme="majorBidi"/>
+        <w:rFonts/>
       </w:rPr>
       <w:tblPr/>
       <w:tcPr>
@@ -6487,7 +6305,7 @@
     </w:tblPr>
     <w:tblStylePr w:type="firstRow">
       <w:rPr>
-        <w:rFonts w:asciiTheme="majorHAnsi" w:eastAsiaTheme="majorEastAsia" w:hAnsiTheme="majorHAnsi" w:cstheme="majorBidi"/>
+        <w:rFonts/>
       </w:rPr>
       <w:tblPr/>
       <w:tcPr>
@@ -6552,7 +6370,7 @@
       <w:spacing w:after="0" w:line="240" w:lineRule="auto"/>
     </w:pPr>
     <w:rPr>
-      <w:rFonts w:asciiTheme="majorHAnsi" w:eastAsiaTheme="majorEastAsia" w:hAnsiTheme="majorHAnsi" w:cstheme="majorBidi"/>
+      <w:rFonts/>
       <w:color w:val="000000" w:themeColor="text1"/>
     </w:rPr>
     <w:tblPr>
@@ -6680,7 +6498,7 @@
       <w:spacing w:after="0" w:line="240" w:lineRule="auto"/>
     </w:pPr>
     <w:rPr>
-      <w:rFonts w:asciiTheme="majorHAnsi" w:eastAsiaTheme="majorEastAsia" w:hAnsiTheme="majorHAnsi" w:cstheme="majorBidi"/>
+      <w:rFonts/>
       <w:color w:val="000000" w:themeColor="text1"/>
     </w:rPr>
     <w:tblPr>
@@ -6808,7 +6626,7 @@
       <w:spacing w:after="0" w:line="240" w:lineRule="auto"/>
     </w:pPr>
     <w:rPr>
-      <w:rFonts w:asciiTheme="majorHAnsi" w:eastAsiaTheme="majorEastAsia" w:hAnsiTheme="majorHAnsi" w:cstheme="majorBidi"/>
+      <w:rFonts/>
       <w:color w:val="000000" w:themeColor="text1"/>
     </w:rPr>
     <w:tblPr>
@@ -6936,7 +6754,7 @@
       <w:spacing w:after="0" w:line="240" w:lineRule="auto"/>
     </w:pPr>
     <w:rPr>
-      <w:rFonts w:asciiTheme="majorHAnsi" w:eastAsiaTheme="majorEastAsia" w:hAnsiTheme="majorHAnsi" w:cstheme="majorBidi"/>
+      <w:rFonts/>
       <w:color w:val="000000" w:themeColor="text1"/>
     </w:rPr>
     <w:tblPr>
@@ -7064,7 +6882,7 @@
       <w:spacing w:after="0" w:line="240" w:lineRule="auto"/>
     </w:pPr>
     <w:rPr>
-      <w:rFonts w:asciiTheme="majorHAnsi" w:eastAsiaTheme="majorEastAsia" w:hAnsiTheme="majorHAnsi" w:cstheme="majorBidi"/>
+      <w:rFonts/>
       <w:color w:val="000000" w:themeColor="text1"/>
     </w:rPr>
     <w:tblPr>
@@ -7192,7 +7010,7 @@
       <w:spacing w:after="0" w:line="240" w:lineRule="auto"/>
     </w:pPr>
     <w:rPr>
-      <w:rFonts w:asciiTheme="majorHAnsi" w:eastAsiaTheme="majorEastAsia" w:hAnsiTheme="majorHAnsi" w:cstheme="majorBidi"/>
+      <w:rFonts/>
       <w:color w:val="000000" w:themeColor="text1"/>
     </w:rPr>
     <w:tblPr>
@@ -7320,7 +7138,7 @@
       <w:spacing w:after="0" w:line="240" w:lineRule="auto"/>
     </w:pPr>
     <w:rPr>
-      <w:rFonts w:asciiTheme="majorHAnsi" w:eastAsiaTheme="majorEastAsia" w:hAnsiTheme="majorHAnsi" w:cstheme="majorBidi"/>
+      <w:rFonts/>
       <w:color w:val="000000" w:themeColor="text1"/>
     </w:rPr>
     <w:tblPr>
@@ -7959,7 +7777,7 @@
       <w:spacing w:after="0" w:line="240" w:lineRule="auto"/>
     </w:pPr>
     <w:rPr>
-      <w:rFonts w:asciiTheme="majorHAnsi" w:eastAsiaTheme="majorEastAsia" w:hAnsiTheme="majorHAnsi" w:cstheme="majorBidi"/>
+      <w:rFonts/>
       <w:color w:val="000000" w:themeColor="text1"/>
     </w:rPr>
     <w:tblPr>
@@ -8084,7 +7902,7 @@
       <w:spacing w:after="0" w:line="240" w:lineRule="auto"/>
     </w:pPr>
     <w:rPr>
-      <w:rFonts w:asciiTheme="majorHAnsi" w:eastAsiaTheme="majorEastAsia" w:hAnsiTheme="majorHAnsi" w:cstheme="majorBidi"/>
+      <w:rFonts/>
       <w:color w:val="000000" w:themeColor="text1"/>
     </w:rPr>
     <w:tblPr>
@@ -8209,7 +8027,7 @@
       <w:spacing w:after="0" w:line="240" w:lineRule="auto"/>
     </w:pPr>
     <w:rPr>
-      <w:rFonts w:asciiTheme="majorHAnsi" w:eastAsiaTheme="majorEastAsia" w:hAnsiTheme="majorHAnsi" w:cstheme="majorBidi"/>
+      <w:rFonts/>
       <w:color w:val="000000" w:themeColor="text1"/>
     </w:rPr>
     <w:tblPr>
@@ -8334,7 +8152,7 @@
       <w:spacing w:after="0" w:line="240" w:lineRule="auto"/>
     </w:pPr>
     <w:rPr>
-      <w:rFonts w:asciiTheme="majorHAnsi" w:eastAsiaTheme="majorEastAsia" w:hAnsiTheme="majorHAnsi" w:cstheme="majorBidi"/>
+      <w:rFonts/>
       <w:color w:val="000000" w:themeColor="text1"/>
     </w:rPr>
     <w:tblPr>
@@ -8459,7 +8277,7 @@
       <w:spacing w:after="0" w:line="240" w:lineRule="auto"/>
     </w:pPr>
     <w:rPr>
-      <w:rFonts w:asciiTheme="majorHAnsi" w:eastAsiaTheme="majorEastAsia" w:hAnsiTheme="majorHAnsi" w:cstheme="majorBidi"/>
+      <w:rFonts/>
       <w:color w:val="000000" w:themeColor="text1"/>
     </w:rPr>
     <w:tblPr>
@@ -8584,7 +8402,7 @@
       <w:spacing w:after="0" w:line="240" w:lineRule="auto"/>
     </w:pPr>
     <w:rPr>
-      <w:rFonts w:asciiTheme="majorHAnsi" w:eastAsiaTheme="majorEastAsia" w:hAnsiTheme="majorHAnsi" w:cstheme="majorBidi"/>
+      <w:rFonts/>
       <w:color w:val="000000" w:themeColor="text1"/>
     </w:rPr>
     <w:tblPr>
@@ -8709,7 +8527,7 @@
       <w:spacing w:after="0" w:line="240" w:lineRule="auto"/>
     </w:pPr>
     <w:rPr>
-      <w:rFonts w:asciiTheme="majorHAnsi" w:eastAsiaTheme="majorEastAsia" w:hAnsiTheme="majorHAnsi" w:cstheme="majorBidi"/>
+      <w:rFonts/>
       <w:color w:val="000000" w:themeColor="text1"/>
     </w:rPr>
     <w:tblPr>
